--- a/part1/ep03_Rouge_ou_blanc.docx
+++ b/part1/ep03_Rouge_ou_blanc.docx
@@ -8217,7 +8217,7 @@
           <w:color w:val="7A1F3D"/>
           <w:sz w:val="20"/>
         </w:rPr>
-        <w:t>▶ 다음 화 예고 — 제4화 « Un petit budget » : 지갑이 가벼운 두 사람. 가격 이야기 끝에 같은 동네에 산다는 걸 알게 되고, 존댓말이 반말로 바뀐다.</w:t>
+        <w:t>다음 화 예고 — 제4화 « Un petit budget » : 지갑이 가벼운 두 사람. 가격 이야기 끝에 같은 동네에 산다는 걸 알게 되고, 존댓말이 반말로 바뀐다.</w:t>
       </w:r>
     </w:p>
     <w:sectPr>
